--- a/NeuroScan_AI_Project_Report.docx
+++ b/NeuroScan_AI_Project_Report.docx
@@ -82,7 +82,11 @@
         <w:t>SOFTWARE PROJECT REPORT</w:t>
       </w:r>
     </w:p>
-    <w:p/>
+    <w:p>
+      <w:pPr>
+        <w:spacing w:before="0" w:after="0" w:line="20" w:lineRule="exact"/>
+      </w:pPr>
+    </w:p>
     <w:p>
       <w:pPr>
         <w:spacing w:after="200" w:line="276" w:lineRule="auto"/>
@@ -123,7 +127,7 @@
     </w:p>
     <w:p>
       <w:pPr>
-        <w:spacing w:after="560" w:line="276" w:lineRule="auto"/>
+        <w:spacing w:after="0" w:line="20" w:lineRule="exact" w:before="0"/>
         <w:jc w:val="center"/>
       </w:pPr>
     </w:p>
@@ -142,7 +146,7 @@
     </w:p>
     <w:p>
       <w:pPr>
-        <w:spacing w:after="400" w:line="276" w:lineRule="auto"/>
+        <w:spacing w:after="100" w:line="276" w:lineRule="auto" w:before="0"/>
         <w:jc w:val="center"/>
       </w:pPr>
       <w:r>
@@ -150,7 +154,33 @@
           <w:b/>
           <w:sz w:val="32"/>
         </w:rPr>
-        <w:t>Hamza Mustafa</w:t>
+        <w:t>Hamza Mustafa and Wajid Ali</w:t>
+      </w:r>
+    </w:p>
+    <w:p>
+      <w:pPr>
+        <w:spacing w:after="100" w:line="276" w:lineRule="auto" w:before="0"/>
+        <w:jc w:val="center"/>
+      </w:pPr>
+      <w:r>
+        <w:rPr>
+          <w:b/>
+          <w:sz w:val="26"/>
+        </w:rPr>
+        <w:t>Supervised by</w:t>
+      </w:r>
+    </w:p>
+    <w:p>
+      <w:pPr>
+        <w:spacing w:after="100" w:line="276" w:lineRule="auto" w:before="0"/>
+        <w:jc w:val="center"/>
+      </w:pPr>
+      <w:r>
+        <w:rPr>
+          <w:b/>
+          <w:sz w:val="32"/>
+        </w:rPr>
+        <w:t>Ms. Saira Ishtiaq</w:t>
       </w:r>
     </w:p>
     <w:p>
@@ -224,7 +254,7 @@
     </w:p>
     <w:p>
       <w:pPr>
-        <w:spacing w:after="440" w:line="276" w:lineRule="auto"/>
+        <w:spacing w:after="0" w:line="20" w:lineRule="exact" w:before="0"/>
         <w:jc w:val="center"/>
       </w:pPr>
     </w:p>
@@ -363,91 +393,91 @@
         <w:rPr>
           <w:lang w:val="en-PK"/>
         </w:rPr>
-        <w:t xml:space="preserve">I acknowledge the open-source contributors and tools, including </w:t>
+        <w:t xml:space="preserve">We acknowledge the open-source contributors and tools, including PyTorch, NumPy, NiBabel, FastAPI, Next.js, React, and NiiVue, that supported the development of NeuroScan AI. We also thank the BraTS dataset contributors and Kaggle for providing resources that enabled this academic project. We acknowledge Ms. Saira Ishtiaq as our project supervisor.</w:t>
       </w:r>
       <w:proofErr w:type="spellStart"/>
       <w:r>
         <w:rPr>
           <w:lang w:val="en-PK"/>
         </w:rPr>
-        <w:t>PyTorch</w:t>
+        <w:t/>
       </w:r>
       <w:proofErr w:type="spellEnd"/>
       <w:r>
         <w:rPr>
           <w:lang w:val="en-PK"/>
         </w:rPr>
-        <w:t xml:space="preserve">, NumPy, </w:t>
+        <w:t xml:space="preserve"/>
       </w:r>
       <w:proofErr w:type="spellStart"/>
       <w:r>
         <w:rPr>
           <w:lang w:val="en-PK"/>
         </w:rPr>
-        <w:t>NiBabel</w:t>
+        <w:t/>
       </w:r>
       <w:proofErr w:type="spellEnd"/>
       <w:r>
         <w:rPr>
           <w:lang w:val="en-PK"/>
         </w:rPr>
-        <w:t xml:space="preserve">, </w:t>
+        <w:t xml:space="preserve"/>
       </w:r>
       <w:proofErr w:type="spellStart"/>
       <w:r>
         <w:rPr>
           <w:lang w:val="en-PK"/>
         </w:rPr>
-        <w:t>FastAPI</w:t>
+        <w:t/>
       </w:r>
       <w:proofErr w:type="spellEnd"/>
       <w:r>
         <w:rPr>
           <w:lang w:val="en-PK"/>
         </w:rPr>
-        <w:t xml:space="preserve">, Next.js, React, and </w:t>
+        <w:t xml:space="preserve"/>
       </w:r>
       <w:proofErr w:type="spellStart"/>
       <w:r>
         <w:rPr>
           <w:lang w:val="en-PK"/>
         </w:rPr>
-        <w:t>NiiVue</w:t>
+        <w:t/>
       </w:r>
       <w:proofErr w:type="spellEnd"/>
       <w:r>
         <w:rPr>
           <w:lang w:val="en-PK"/>
         </w:rPr>
-        <w:t xml:space="preserve">, that supported the development of </w:t>
+        <w:t xml:space="preserve"/>
       </w:r>
       <w:proofErr w:type="spellStart"/>
       <w:r>
         <w:rPr>
           <w:lang w:val="en-PK"/>
         </w:rPr>
-        <w:t>NeuroScan</w:t>
+        <w:t/>
       </w:r>
       <w:proofErr w:type="spellEnd"/>
       <w:r>
         <w:rPr>
           <w:lang w:val="en-PK"/>
         </w:rPr>
-        <w:t xml:space="preserve"> AI. I also thank the </w:t>
+        <w:t xml:space="preserve"/>
       </w:r>
       <w:proofErr w:type="spellStart"/>
       <w:r>
         <w:rPr>
           <w:lang w:val="en-PK"/>
         </w:rPr>
-        <w:t>BraTS</w:t>
+        <w:t/>
       </w:r>
       <w:proofErr w:type="spellEnd"/>
       <w:r>
         <w:rPr>
           <w:lang w:val="en-PK"/>
         </w:rPr>
-        <w:t xml:space="preserve"> dataset contributors and Kaggle for providing resources that enabled this academic project.</w:t>
+        <w:t xml:space="preserve"/>
       </w:r>
     </w:p>
     <w:p>
@@ -472,7 +502,7 @@
         <w:spacing w:line="276" w:lineRule="auto"/>
       </w:pPr>
       <w:r>
-        <w:t>This project was prepared by Hamza Mustafa, Department of Computer Sciences, National University of Modern Languages. It demonstrates software engineering and deep learning integration for brain MRI studies. Its intended use is education and research; results require expert review before any medical interpretation.</w:t>
+        <w:t>This project was prepared jointly by Hamza Mustafa and Wajid Ali, who contributed equally, under the supervision of Ms. Saira Ishtiaq. Both contributors are from the Department of Computer Sciences, National University of Modern Languages. It demonstrates software engineering and deep learning integration for brain MRI studies. Its intended use is education and research; results require expert review before any medical interpretation.</w:t>
       </w:r>
     </w:p>
     <w:p>
@@ -10312,7 +10342,7 @@
         <w:rPr>
           <w:sz w:val="22"/>
         </w:rPr>
-        <w:t>[1] Hamza Mustafa. training/train_brats.py. Dataset discovery, centre fitting, 3D U-Net training, Dice calculation, validation cadence and checkpoint export.</w:t>
+        <w:t>[1] Hamza Mustafa and Wajid Ali. training/train_brats.py. Dataset discovery, centre fitting, 3D U-Net training, Dice calculation, validation cadence and checkpoint export.</w:t>
       </w:r>
     </w:p>
     <w:p>
@@ -10324,7 +10354,7 @@
         <w:rPr>
           <w:sz w:val="22"/>
         </w:rPr>
-        <w:t>[2] Hamza Mustafa. backend/models_store/metrics.json. Forty recorded epochs, loss arrays, per-region validation Dice and experiment notes.</w:t>
+        <w:t>[2] Hamza Mustafa and Wajid Ali. backend/models_store/metrics.json. Forty recorded epochs, loss arrays, per-region validation Dice and experiment notes.</w:t>
       </w:r>
     </w:p>
     <w:p>
@@ -10336,7 +10366,7 @@
         <w:rPr>
           <w:sz w:val="22"/>
         </w:rPr>
-        <w:t>[3] Hamza Mustafa. backend/app/models/unet3d.py and backend/app/core/config.py. Network blocks, channels, modality order, model grid and label definitions.</w:t>
+        <w:t>[3] Hamza Mustafa and Wajid Ali. backend/app/models/unet3d.py and backend/app/core/config.py. Network blocks, channels, modality order, model grid and label definitions.</w:t>
       </w:r>
     </w:p>
     <w:p>
@@ -10348,7 +10378,7 @@
         <w:rPr>
           <w:sz w:val="22"/>
         </w:rPr>
-        <w:t>[4] Hamza Mustafa. backend/app/services/preprocessing.py and inference.py. Intensity normalization, crop/pad transforms, model loading, demo fallback and segmentation writing.</w:t>
+        <w:t>[4] Hamza Mustafa and Wajid Ali. backend/app/services/preprocessing.py and inference.py. Intensity normalization, crop/pad transforms, model loading, demo fallback and segmentation writing.</w:t>
       </w:r>
     </w:p>
     <w:p>
@@ -10360,7 +10390,7 @@
         <w:rPr>
           <w:sz w:val="22"/>
         </w:rPr>
-        <w:t>[5] Hamza Mustafa. backend/app/services/postprocessing.py. Probability-to-label conversion and region volume calculations.</w:t>
+        <w:t>[5] Hamza Mustafa and Wajid Ali. backend/app/services/postprocessing.py. Probability-to-label conversion and region volume calculations.</w:t>
       </w:r>
     </w:p>
     <w:p>
@@ -10372,7 +10402,7 @@
         <w:rPr>
           <w:sz w:val="22"/>
         </w:rPr>
-        <w:t>[6] Hamza Mustafa. backend/app/services/case_store.py, dicom_import.py and api/routes/cases.py. Case creation, file safeguards, DICOM import and API behavior.</w:t>
+        <w:t>[6] Hamza Mustafa and Wajid Ali. backend/app/services/case_store.py, dicom_import.py and api/routes/cases.py. Case creation, file safeguards, DICOM import and API behavior.</w:t>
       </w:r>
     </w:p>
     <w:p>
@@ -10384,7 +10414,7 @@
         <w:rPr>
           <w:sz w:val="22"/>
         </w:rPr>
-        <w:t>[7] Hamza Mustafa. frontend/lib/api.ts, components/cases/CaseDetailClient.tsx, components/viewer/NiivueViewer.tsx and upload components. Browser requests, viewing and download actions.</w:t>
+        <w:t>[7] Hamza Mustafa and Wajid Ali. frontend/lib/api.ts, components/cases/CaseDetailClient.tsx, components/viewer/NiivueViewer.tsx and upload components. Browser requests, viewing and download actions.</w:t>
       </w:r>
     </w:p>
     <w:p>
@@ -10396,7 +10426,7 @@
         <w:rPr>
           <w:sz w:val="22"/>
         </w:rPr>
-        <w:t>[8] Hamza Mustafa. backend/app/services/report.py. PDF construction, image preparation and case measurement presentation.</w:t>
+        <w:t>[8] Hamza Mustafa and Wajid Ali. backend/app/services/report.py. PDF construction, image preparation and case measurement presentation.</w:t>
       </w:r>
     </w:p>
     <w:p>
@@ -10408,7 +10438,7 @@
         <w:rPr>
           <w:sz w:val="22"/>
         </w:rPr>
-        <w:t>[9] Hamza Mustafa. README.md, package.json, scripts/dev.ps1 and frontend/next.config.js. Startup requirements, proxy and development configuration.</w:t>
+        <w:t>[9] Hamza Mustafa and Wajid Ali. README.md, package.json, scripts/dev.ps1 and frontend/next.config.js. Startup requirements, proxy and development configuration.</w:t>
       </w:r>
     </w:p>
     <w:p>
@@ -10420,7 +10450,7 @@
         <w:rPr>
           <w:sz w:val="22"/>
         </w:rPr>
-        <w:t>[10] Hamza Mustafa. backend/requirements.txt and frontend/package.json. Backend and frontend dependency declarations.</w:t>
+        <w:t>[10] Hamza Mustafa and Wajid Ali. backend/requirements.txt and frontend/package.json. Backend and frontend dependency declarations.</w:t>
       </w:r>
     </w:p>
     <w:p>
